--- a/PFC_2026_Docs/Apêndice A - Gestão de Projetos/Termo de Abertura de Projeto-Focinho Feliz.docx
+++ b/PFC_2026_Docs/Apêndice A - Gestão de Projetos/Termo de Abertura de Projeto-Focinho Feliz.docx
@@ -4,31 +4,25 @@
   <w:body>
     <w:p>
       <w:pPr>
-        <w:pStyle w:val="Ttulo"/>
+        <w:pStyle w:val="Ttulo1"/>
+        <w:jc w:val="center"/>
         <w:rPr>
-          <w:b/>
-          <w:bCs/>
-          <w:color w:val="FF0066"/>
+          <w:rStyle w:val="RefernciaIntensa"/>
+          <w:rFonts w:ascii="Times New Roman" w:hAnsi="Times New Roman" w:cs="Times New Roman"/>
+          <w:sz w:val="48"/>
+          <w:szCs w:val="48"/>
+          <w:u w:val="none"/>
         </w:rPr>
       </w:pPr>
       <w:r>
         <w:rPr>
+          <w:rStyle w:val="RefernciaIntensa"/>
           <w:rFonts w:ascii="Times New Roman" w:hAnsi="Times New Roman" w:cs="Times New Roman"/>
-          <w:b/>
-          <w:bCs/>
-          <w:color w:val="FF0066"/>
-          <w:sz w:val="40"/>
-          <w:szCs w:val="40"/>
+          <w:sz w:val="48"/>
+          <w:szCs w:val="48"/>
+          <w:u w:val="none"/>
         </w:rPr>
         <w:t>Termo de Abertura do Projeto - Focinho Feliz</w:t>
-      </w:r>
-      <w:r>
-        <w:rPr>
-          <w:b/>
-          <w:bCs/>
-          <w:color w:val="FF0066"/>
-        </w:rPr>
-        <w:t xml:space="preserve"> </w:t>
       </w:r>
     </w:p>
     <w:p>
@@ -433,7 +427,16 @@
           <w:sz w:val="24"/>
           <w:szCs w:val="24"/>
         </w:rPr>
-        <w:t xml:space="preserve"> Moreira Pereira, Engenheira de Software e gerente do projeto. A professora Eunice Gomes Siqueira, orientadora do </w:t>
+        <w:t xml:space="preserve"> Moreira Pereira, Engenheira de Software e gerente do projeto. A professora Eunice Gomes </w:t>
+      </w:r>
+      <w:r>
+        <w:rPr>
+          <w:rFonts w:ascii="Times New Roman" w:hAnsi="Times New Roman" w:cs="Times New Roman"/>
+          <w:sz w:val="24"/>
+          <w:szCs w:val="24"/>
+        </w:rPr>
+        <w:lastRenderedPageBreak/>
+        <w:t xml:space="preserve">Siqueira, orientadora do </w:t>
       </w:r>
       <w:r>
         <w:rPr>
@@ -465,16 +468,7 @@
           <w:sz w:val="24"/>
           <w:szCs w:val="24"/>
         </w:rPr>
-        <w:t xml:space="preserve"> de Curso, também é considerada parte interessada, sendo responsável pelo acompanhamento e orientação acadêmica durante o desenvolvimento do projeto. As assinaturas ao final deste documento formalizam o comprometimento com a proposta apresentada, bem como com o cronograma e os </w:t>
-      </w:r>
-      <w:r>
-        <w:rPr>
-          <w:rFonts w:ascii="Times New Roman" w:hAnsi="Times New Roman" w:cs="Times New Roman"/>
-          <w:sz w:val="24"/>
-          <w:szCs w:val="24"/>
-        </w:rPr>
-        <w:lastRenderedPageBreak/>
-        <w:t>recursos previstos. Consideram-se ainda como partes interessadas os tutores de animais domésticos, pessoas que encontrem animais perdidos, organizações de proteção animal, estabelecimentos do setor pet, como pet shops e clínicas veterinárias, além da comunidade local em geral, público que poderá se beneficiar da solução proposta. Tais grupos exercem papel relevante para o êxito da iniciativa, seja por meio da utilização da plataforma, da colaboração no registro e atualização de ocorrências ou do apoio institucional necessário para eventual expansão e manutenção da infraestrutura tecnológica.</w:t>
+        <w:t xml:space="preserve"> de Curso, também é considerada parte interessada, sendo responsável pelo acompanhamento e orientação acadêmica durante o desenvolvimento do projeto. As assinaturas ao final deste documento formalizam o comprometimento com a proposta apresentada, bem como com o cronograma e os recursos previstos. Consideram-se ainda como partes interessadas os tutores de animais domésticos, pessoas que encontrem animais perdidos, organizações de proteção animal, estabelecimentos do setor pet, como pet shops e clínicas veterinárias, além da comunidade local em geral, público que poderá se beneficiar da solução proposta. Tais grupos exercem papel relevante para o êxito da iniciativa, seja por meio da utilização da plataforma, da colaboração no registro e atualização de ocorrências ou do apoio institucional necessário para eventual expansão e manutenção da infraestrutura tecnológica.</w:t>
       </w:r>
     </w:p>
     <w:p>
@@ -637,15 +631,7 @@
           <w:sz w:val="24"/>
           <w:szCs w:val="24"/>
         </w:rPr>
-        <w:t xml:space="preserve">    </w:t>
-      </w:r>
-      <w:r>
-        <w:rPr>
-          <w:rFonts w:ascii="Times New Roman" w:hAnsi="Times New Roman" w:cs="Times New Roman"/>
-          <w:sz w:val="24"/>
-          <w:szCs w:val="24"/>
-        </w:rPr>
-        <w:t xml:space="preserve">  </w:t>
+        <w:t xml:space="preserve">      </w:t>
       </w:r>
       <w:r>
         <w:rPr>
@@ -1830,6 +1816,7 @@
   <w:style w:type="character" w:default="1" w:styleId="Fontepargpadro">
     <w:name w:val="Default Paragraph Font"/>
     <w:uiPriority w:val="1"/>
+    <w:semiHidden/>
     <w:unhideWhenUsed/>
   </w:style>
   <w:style w:type="table" w:default="1" w:styleId="Tabelanormal">
